--- a/erechnung/jobcenter/Businessplan-E-Rechnung.docx
+++ b/erechnung/jobcenter/Businessplan-E-Rechnung.docx
@@ -42,26 +42,7 @@
           <w:sz w:val="21"/>
           <w:szCs w:val="21"/>
         </w:rPr>
-        <w:t xml:space="preserve">Gründerin/Gründer: </w:t>
-      </w:r>
-      <w:r>
-        <w:rPr>
-          <w:rFonts w:ascii="Arial" w:cs="Arial" w:eastAsia="Arial" w:hAnsi="Arial"/>
-          <w:b/>
-          <w:bCs/>
-          <w:color w:val="A93C1B"/>
-          <w:sz w:val="21"/>
-          <w:szCs w:val="21"/>
-        </w:rPr>
-        <w:t xml:space="preserve">[Vor- und Nachname]</w:t>
-      </w:r>
-      <w:r>
-        <w:rPr>
-          <w:rFonts w:ascii="Arial" w:cs="Arial" w:eastAsia="Arial" w:hAnsi="Arial"/>
-          <w:sz w:val="21"/>
-          <w:szCs w:val="21"/>
-        </w:rPr>
-        <w:t xml:space="preserve"/>
+        <w:t xml:space="preserve">Gründer: Faruk Polat</w:t>
       </w:r>
     </w:p>
     <w:p>
@@ -74,26 +55,7 @@
           <w:sz w:val="21"/>
           <w:szCs w:val="21"/>
         </w:rPr>
-        <w:t xml:space="preserve">Anschrift: </w:t>
-      </w:r>
-      <w:r>
-        <w:rPr>
-          <w:rFonts w:ascii="Arial" w:cs="Arial" w:eastAsia="Arial" w:hAnsi="Arial"/>
-          <w:b/>
-          <w:bCs/>
-          <w:color w:val="A93C1B"/>
-          <w:sz w:val="21"/>
-          <w:szCs w:val="21"/>
-        </w:rPr>
-        <w:t xml:space="preserve">[Straße, PLZ Ort]</w:t>
-      </w:r>
-      <w:r>
-        <w:rPr>
-          <w:rFonts w:ascii="Arial" w:cs="Arial" w:eastAsia="Arial" w:hAnsi="Arial"/>
-          <w:sz w:val="21"/>
-          <w:szCs w:val="21"/>
-        </w:rPr>
-        <w:t xml:space="preserve"/>
+        <w:t xml:space="preserve">Anschrift: In den Rübgärten 17, 61476 Kronberg im Taunus</w:t>
       </w:r>
     </w:p>
     <w:p>
@@ -106,26 +68,7 @@
           <w:sz w:val="21"/>
           <w:szCs w:val="21"/>
         </w:rPr>
-        <w:t xml:space="preserve">Telefon / E-Mail: </w:t>
-      </w:r>
-      <w:r>
-        <w:rPr>
-          <w:rFonts w:ascii="Arial" w:cs="Arial" w:eastAsia="Arial" w:hAnsi="Arial"/>
-          <w:b/>
-          <w:bCs/>
-          <w:color w:val="A93C1B"/>
-          <w:sz w:val="21"/>
-          <w:szCs w:val="21"/>
-        </w:rPr>
-        <w:t xml:space="preserve">[Telefon] / [E-Mail]</w:t>
-      </w:r>
-      <w:r>
-        <w:rPr>
-          <w:rFonts w:ascii="Arial" w:cs="Arial" w:eastAsia="Arial" w:hAnsi="Arial"/>
-          <w:sz w:val="21"/>
-          <w:szCs w:val="21"/>
-        </w:rPr>
-        <w:t xml:space="preserve"/>
+        <w:t xml:space="preserve">Telefon / E-Mail: 0152 28487769 / farukpolat@mail.de</w:t>
       </w:r>
     </w:p>
     <w:p>
@@ -324,6 +267,19 @@
     </w:p>
     <w:p>
       <w:pPr>
+        <w:spacing w:after="120" w:line="276"/>
+      </w:pPr>
+      <w:r>
+        <w:rPr>
+          <w:rFonts w:ascii="Arial" w:cs="Arial" w:eastAsia="Arial" w:hAnsi="Arial"/>
+          <w:sz w:val="21"/>
+          <w:szCs w:val="21"/>
+        </w:rPr>
+        <w:t xml:space="preserve">Ich bringe drei Jahre Erfahrung im technischen Außendienst mit eigenverantwortlicher Kundenbetreuung mit sowie eine abgeschlossene Ausbildung als Mediengestalter Digital und Print. Der Vertriebsweg und die Arbeitsweise dieses Vorhabens entsprechen damit meiner bisherigen Tätigkeit.</w:t>
+      </w:r>
+    </w:p>
+    <w:p>
+      <w:pPr>
         <w:pStyle w:val="Heading1"/>
         <w:spacing w:after="160" w:before="360"/>
       </w:pPr>
@@ -349,26 +305,7 @@
           <w:sz w:val="21"/>
           <w:szCs w:val="21"/>
         </w:rPr>
-        <w:t xml:space="preserve">Name, Geburtsjahr: </w:t>
-      </w:r>
-      <w:r>
-        <w:rPr>
-          <w:rFonts w:ascii="Arial" w:cs="Arial" w:eastAsia="Arial" w:hAnsi="Arial"/>
-          <w:b/>
-          <w:bCs/>
-          <w:color w:val="A93C1B"/>
-          <w:sz w:val="21"/>
-          <w:szCs w:val="21"/>
-        </w:rPr>
-        <w:t xml:space="preserve">[bitte ergänzen]</w:t>
-      </w:r>
-      <w:r>
-        <w:rPr>
-          <w:rFonts w:ascii="Arial" w:cs="Arial" w:eastAsia="Arial" w:hAnsi="Arial"/>
-          <w:sz w:val="21"/>
-          <w:szCs w:val="21"/>
-        </w:rPr>
-        <w:t xml:space="preserve"/>
+        <w:t xml:space="preserve">Faruk Polat, geboren am 20. Juli 1976 in Rüsselsheim, deutsche Staatsangehörigkeit.</w:t>
       </w:r>
     </w:p>
     <w:p>
@@ -381,58 +318,7 @@
           <w:sz w:val="21"/>
           <w:szCs w:val="21"/>
         </w:rPr>
-        <w:t xml:space="preserve">Schulabschluss und Ausbildung: </w:t>
-      </w:r>
-      <w:r>
-        <w:rPr>
-          <w:rFonts w:ascii="Arial" w:cs="Arial" w:eastAsia="Arial" w:hAnsi="Arial"/>
-          <w:b/>
-          <w:bCs/>
-          <w:color w:val="A93C1B"/>
-          <w:sz w:val="21"/>
-          <w:szCs w:val="21"/>
-        </w:rPr>
-        <w:t xml:space="preserve">[bitte ergänzen]</w:t>
-      </w:r>
-      <w:r>
-        <w:rPr>
-          <w:rFonts w:ascii="Arial" w:cs="Arial" w:eastAsia="Arial" w:hAnsi="Arial"/>
-          <w:sz w:val="21"/>
-          <w:szCs w:val="21"/>
-        </w:rPr>
-        <w:t xml:space="preserve"/>
-      </w:r>
-    </w:p>
-    <w:p>
-      <w:pPr>
-        <w:spacing w:after="120" w:line="276"/>
-      </w:pPr>
-      <w:r>
-        <w:rPr>
-          <w:rFonts w:ascii="Arial" w:cs="Arial" w:eastAsia="Arial" w:hAnsi="Arial"/>
-          <w:sz w:val="21"/>
-          <w:szCs w:val="21"/>
-        </w:rPr>
-        <w:t xml:space="preserve">Beruflicher Werdegang: </w:t>
-      </w:r>
-      <w:r>
-        <w:rPr>
-          <w:rFonts w:ascii="Arial" w:cs="Arial" w:eastAsia="Arial" w:hAnsi="Arial"/>
-          <w:b/>
-          <w:bCs/>
-          <w:color w:val="A93C1B"/>
-          <w:sz w:val="21"/>
-          <w:szCs w:val="21"/>
-        </w:rPr>
-        <w:t xml:space="preserve">[Stationen, Zeiträume, Tätigkeiten bitte ergänzen]</w:t>
-      </w:r>
-      <w:r>
-        <w:rPr>
-          <w:rFonts w:ascii="Arial" w:cs="Arial" w:eastAsia="Arial" w:hAnsi="Arial"/>
-          <w:sz w:val="21"/>
-          <w:szCs w:val="21"/>
-        </w:rPr>
-        <w:t xml:space="preserve"/>
+        <w:t xml:space="preserve">In den Rübgärten 17, 61476 Kronberg im Taunus · Telefon 0152 28487769 · farukpolat@mail.de</w:t>
       </w:r>
     </w:p>
     <w:p>
@@ -453,20 +339,7 @@
           <w:sz w:val="23"/>
           <w:szCs w:val="23"/>
         </w:rPr>
-        <w:t xml:space="preserve">Fachliche Vorbereitung auf diese Tätigkeit</w:t>
-      </w:r>
-    </w:p>
-    <w:p>
-      <w:pPr>
-        <w:spacing w:after="120" w:line="276"/>
-      </w:pPr>
-      <w:r>
-        <w:rPr>
-          <w:rFonts w:ascii="Arial" w:cs="Arial" w:eastAsia="Arial" w:hAnsi="Arial"/>
-          <w:sz w:val="21"/>
-          <w:szCs w:val="21"/>
-        </w:rPr>
-        <w:t xml:space="preserve">Zur Vorbereitung wurden folgende Grundlagen erarbeitet und dokumentiert:</w:t>
+        <w:t xml:space="preserve">Ausbildung</w:t>
       </w:r>
     </w:p>
     <w:p>
@@ -484,7 +357,7 @@
           <w:sz w:val="21"/>
           <w:szCs w:val="21"/>
         </w:rPr>
-        <w:t xml:space="preserve">Einarbeitung in die europäische Norm EN 16931 sowie in die Formate XRechnung und ZUGFeRD/Factur-X</w:t>
+        <w:t xml:space="preserve">08/2016 – 08/2018  Mediengestalter Digital und Print, Setzerei Schaupp, Darmstadt — Abschluss: gut</w:t>
       </w:r>
     </w:p>
     <w:p>
@@ -502,7 +375,28 @@
           <w:sz w:val="21"/>
           <w:szCs w:val="21"/>
         </w:rPr>
-        <w:t xml:space="preserve">Erstellung eines eigenen Prüfwerkzeugs, das elektronische Rechnungen einliest und lesbar darstellt; es arbeitet ausschließlich im Browser des Anwenders, sodass keine Rechnungsdaten übertragen werden</w:t>
+        <w:t xml:space="preserve">07/1999 – 09/2001  Berufskraftfahrer (IHK), VPI Fahrschule Frankfurt — Abschluss: sehr gut</w:t>
+      </w:r>
+    </w:p>
+    <w:p>
+      <w:pPr>
+        <w:spacing w:after="80"/>
+      </w:pPr>
+    </w:p>
+    <w:p>
+      <w:pPr>
+        <w:pStyle w:val="Heading2"/>
+        <w:spacing w:after="120" w:before="240"/>
+      </w:pPr>
+      <w:r>
+        <w:rPr>
+          <w:rFonts w:ascii="Arial" w:cs="Arial" w:eastAsia="Arial" w:hAnsi="Arial"/>
+          <w:b/>
+          <w:bCs/>
+          <w:sz w:val="23"/>
+          <w:szCs w:val="23"/>
+        </w:rPr>
+        <w:t xml:space="preserve">Beruflicher Werdegang</w:t>
       </w:r>
     </w:p>
     <w:p>
@@ -520,7 +414,7 @@
           <w:sz w:val="21"/>
           <w:szCs w:val="21"/>
         </w:rPr>
-        <w:t xml:space="preserve">Systematische Erhebung, welche gängigen Rechnungsprogramme elektronische Rechnungen ausgeben können, an welcher Stelle die Funktion aktiviert wird und welche Stammdaten dafür zwingend erforderlich sind</w:t>
+        <w:t xml:space="preserve">07/2022 – 07/2025  Außendienstmitarbeiter, Dallmayr, Langen — technischer Vertrieb, eigenverantwortliche Betreuung von Geschäftskunden, Erfassung technischer Daten und Dokumentation von Rückmeldungen</w:t>
       </w:r>
     </w:p>
     <w:p>
@@ -538,7 +432,7 @@
           <w:sz w:val="21"/>
           <w:szCs w:val="21"/>
         </w:rPr>
-        <w:t xml:space="preserve">Aufbau eines Fehlerkatalogs der zehn häufigsten Ursachen, aus denen elektronische Rechnungen von Empfängern zurückgewiesen werden</w:t>
+        <w:t xml:space="preserve">09/2018 – 06/2022  Mediengestalter Digital und Print — Konzeption und Umsetzung technischer Produktionsabläufe, Qualitätskontrolle, präzise Datenaufbereitung</w:t>
       </w:r>
     </w:p>
     <w:p>
@@ -556,7 +450,7 @@
           <w:sz w:val="21"/>
           <w:szCs w:val="21"/>
         </w:rPr>
-        <w:t xml:space="preserve">Erarbeitung eines strukturierten Ablaufs je Auftrag von der Bestandsaufnahme bis zur geprüften Testrechnung</w:t>
+        <w:t xml:space="preserve">09/2002 – 10/2015  Flugzeugschlepperfahrer im technischen Bereich, Lufthansa AG, Frankfurt am Main — Bedienung schwerer Spezialfahrzeuge unter Sicherheitsauflagen, Wartung und Instandhaltung</w:t>
       </w:r>
     </w:p>
     <w:p>
@@ -577,6 +471,260 @@
           <w:sz w:val="23"/>
           <w:szCs w:val="23"/>
         </w:rPr>
+        <w:t xml:space="preserve">Weitere Qualifikationen</w:t>
+      </w:r>
+    </w:p>
+    <w:p>
+      <w:pPr>
+        <w:pStyle w:val="ListParagraph"/>
+        <w:numPr>
+          <w:ilvl w:val="0"/>
+          <w:numId w:val="2"/>
+        </w:numPr>
+        <w:spacing w:after="80" w:line="276"/>
+      </w:pPr>
+      <w:r>
+        <w:rPr>
+          <w:rFonts w:ascii="Arial" w:cs="Arial" w:eastAsia="Arial" w:hAnsi="Arial"/>
+          <w:sz w:val="21"/>
+          <w:szCs w:val="21"/>
+        </w:rPr>
+        <w:t xml:space="preserve">Führerscheinklassen B, C, CE, D und DE sowie Personenbeförderungsschein</w:t>
+      </w:r>
+    </w:p>
+    <w:p>
+      <w:pPr>
+        <w:pStyle w:val="ListParagraph"/>
+        <w:numPr>
+          <w:ilvl w:val="0"/>
+          <w:numId w:val="2"/>
+        </w:numPr>
+        <w:spacing w:after="80" w:line="276"/>
+      </w:pPr>
+      <w:r>
+        <w:rPr>
+          <w:rFonts w:ascii="Arial" w:cs="Arial" w:eastAsia="Arial" w:hAnsi="Arial"/>
+          <w:sz w:val="21"/>
+          <w:szCs w:val="21"/>
+        </w:rPr>
+        <w:t xml:space="preserve">Deutsch und Türkisch jeweils auf Muttersprachenniveau</w:t>
+      </w:r>
+    </w:p>
+    <w:p>
+      <w:pPr>
+        <w:spacing w:after="120"/>
+      </w:pPr>
+    </w:p>
+    <w:p>
+      <w:pPr>
+        <w:pStyle w:val="Heading2"/>
+        <w:spacing w:after="120" w:before="240"/>
+      </w:pPr>
+      <w:r>
+        <w:rPr>
+          <w:rFonts w:ascii="Arial" w:cs="Arial" w:eastAsia="Arial" w:hAnsi="Arial"/>
+          <w:b/>
+          <w:bCs/>
+          <w:sz w:val="23"/>
+          <w:szCs w:val="23"/>
+        </w:rPr>
+        <w:t xml:space="preserve">Warum diese Erfahrung das Vorhaben trägt</w:t>
+      </w:r>
+    </w:p>
+    <w:p>
+      <w:pPr>
+        <w:spacing w:after="120" w:line="276"/>
+      </w:pPr>
+      <w:r>
+        <w:rPr>
+          <w:rFonts w:ascii="Arial" w:cs="Arial" w:eastAsia="Arial" w:hAnsi="Arial"/>
+          <w:sz w:val="21"/>
+          <w:szCs w:val="21"/>
+        </w:rPr>
+        <w:t xml:space="preserve">Der Vertriebsweg dieses Vorhabens ist Direktansprache und persönliche Betreuung vor Ort. Genau das war meine Tätigkeit der letzten drei Jahre: Als Außendienstmitarbeiter im technischen Vertrieb habe ich Geschäftskunden eigenverantwortlich betreut, technische Sachverhalte vor Ort erfasst und dokumentiert. Die Arbeitsweise ist dieselbe, nur das Fachgebiet ist ein anderes.</w:t>
+      </w:r>
+    </w:p>
+    <w:p>
+      <w:pPr>
+        <w:spacing w:after="120" w:line="276"/>
+      </w:pPr>
+      <w:r>
+        <w:rPr>
+          <w:rFonts w:ascii="Arial" w:cs="Arial" w:eastAsia="Arial" w:hAnsi="Arial"/>
+          <w:sz w:val="21"/>
+          <w:szCs w:val="21"/>
+        </w:rPr>
+        <w:t xml:space="preserve">Die Ausbildung zum Mediengestalter Digital und Print vermittelt den Umgang mit strukturierten Datenformaten, Datenaufbereitung und Qualitätskontrolle. Eine elektronische Rechnung ist nichts anderes als ein strukturierter Datensatz, dessen Prüfung genau diese Arbeitsweise verlangt.</w:t>
+      </w:r>
+    </w:p>
+    <w:p>
+      <w:pPr>
+        <w:spacing w:after="120" w:line="276"/>
+      </w:pPr>
+      <w:r>
+        <w:rPr>
+          <w:rFonts w:ascii="Arial" w:cs="Arial" w:eastAsia="Arial" w:hAnsi="Arial"/>
+          <w:sz w:val="21"/>
+          <w:szCs w:val="21"/>
+        </w:rPr>
+        <w:t xml:space="preserve">Dreizehn Jahre im technischen Betrieb eines Luftfahrtunternehmens bedeuten Arbeiten nach Vorschrift, unter Sicherheitsauflagen und mit Dokumentationspflicht. Die Einrichtung einer normkonformen Rechnungsstellung ist ebenfalls Arbeit nach einem Regelwerk, bei der Sorgfalt vor Geschwindigkeit geht.</w:t>
+      </w:r>
+    </w:p>
+    <w:p>
+      <w:pPr>
+        <w:spacing w:after="120" w:line="276"/>
+      </w:pPr>
+      <w:r>
+        <w:rPr>
+          <w:rFonts w:ascii="Arial" w:cs="Arial" w:eastAsia="Arial" w:hAnsi="Arial"/>
+          <w:sz w:val="21"/>
+          <w:szCs w:val="21"/>
+        </w:rPr>
+        <w:t xml:space="preserve">Die Führerscheinklassen erlauben Kundentermine im gesamten Rhein-Main-Gebiet ohne Einschränkung. Deutsch und Türkisch auf Muttersprachenniveau erschließen zusätzlich einen Teil des Marktes, der für die meisten Anbieter sprachlich schwer erreichbar ist: die zahlreichen türkischstämmig geführten Handwerksbetriebe der Region, die dieselbe gesetzliche Frist trifft.</w:t>
+      </w:r>
+    </w:p>
+    <w:p>
+      <w:pPr>
+        <w:spacing w:after="80"/>
+      </w:pPr>
+    </w:p>
+    <w:p>
+      <w:pPr>
+        <w:pStyle w:val="Heading2"/>
+        <w:spacing w:after="120" w:before="240"/>
+      </w:pPr>
+      <w:r>
+        <w:rPr>
+          <w:rFonts w:ascii="Arial" w:cs="Arial" w:eastAsia="Arial" w:hAnsi="Arial"/>
+          <w:b/>
+          <w:bCs/>
+          <w:sz w:val="23"/>
+          <w:szCs w:val="23"/>
+        </w:rPr>
+        <w:t xml:space="preserve">Fachliche Vorbereitung auf diese Tätigkeit</w:t>
+      </w:r>
+    </w:p>
+    <w:p>
+      <w:pPr>
+        <w:spacing w:after="120" w:line="276"/>
+      </w:pPr>
+      <w:r>
+        <w:rPr>
+          <w:rFonts w:ascii="Arial" w:cs="Arial" w:eastAsia="Arial" w:hAnsi="Arial"/>
+          <w:sz w:val="21"/>
+          <w:szCs w:val="21"/>
+        </w:rPr>
+        <w:t xml:space="preserve">Zur Vorbereitung wurden folgende Grundlagen erarbeitet und dokumentiert:</w:t>
+      </w:r>
+    </w:p>
+    <w:p>
+      <w:pPr>
+        <w:pStyle w:val="ListParagraph"/>
+        <w:numPr>
+          <w:ilvl w:val="0"/>
+          <w:numId w:val="2"/>
+        </w:numPr>
+        <w:spacing w:after="80" w:line="276"/>
+      </w:pPr>
+      <w:r>
+        <w:rPr>
+          <w:rFonts w:ascii="Arial" w:cs="Arial" w:eastAsia="Arial" w:hAnsi="Arial"/>
+          <w:sz w:val="21"/>
+          <w:szCs w:val="21"/>
+        </w:rPr>
+        <w:t xml:space="preserve">Einarbeitung in die europäische Norm EN 16931 sowie in die Formate XRechnung und ZUGFeRD/Factur-X</w:t>
+      </w:r>
+    </w:p>
+    <w:p>
+      <w:pPr>
+        <w:pStyle w:val="ListParagraph"/>
+        <w:numPr>
+          <w:ilvl w:val="0"/>
+          <w:numId w:val="2"/>
+        </w:numPr>
+        <w:spacing w:after="80" w:line="276"/>
+      </w:pPr>
+      <w:r>
+        <w:rPr>
+          <w:rFonts w:ascii="Arial" w:cs="Arial" w:eastAsia="Arial" w:hAnsi="Arial"/>
+          <w:sz w:val="21"/>
+          <w:szCs w:val="21"/>
+        </w:rPr>
+        <w:t xml:space="preserve">Erstellung eines eigenen Prüfwerkzeugs, das elektronische Rechnungen einliest und lesbar darstellt; es arbeitet ausschließlich im Browser des Anwenders, sodass keine Rechnungsdaten übertragen werden</w:t>
+      </w:r>
+    </w:p>
+    <w:p>
+      <w:pPr>
+        <w:pStyle w:val="ListParagraph"/>
+        <w:numPr>
+          <w:ilvl w:val="0"/>
+          <w:numId w:val="2"/>
+        </w:numPr>
+        <w:spacing w:after="80" w:line="276"/>
+      </w:pPr>
+      <w:r>
+        <w:rPr>
+          <w:rFonts w:ascii="Arial" w:cs="Arial" w:eastAsia="Arial" w:hAnsi="Arial"/>
+          <w:sz w:val="21"/>
+          <w:szCs w:val="21"/>
+        </w:rPr>
+        <w:t xml:space="preserve">Systematische Erhebung, welche gängigen Rechnungsprogramme elektronische Rechnungen ausgeben können, an welcher Stelle die Funktion aktiviert wird und welche Stammdaten dafür zwingend erforderlich sind</w:t>
+      </w:r>
+    </w:p>
+    <w:p>
+      <w:pPr>
+        <w:pStyle w:val="ListParagraph"/>
+        <w:numPr>
+          <w:ilvl w:val="0"/>
+          <w:numId w:val="2"/>
+        </w:numPr>
+        <w:spacing w:after="80" w:line="276"/>
+      </w:pPr>
+      <w:r>
+        <w:rPr>
+          <w:rFonts w:ascii="Arial" w:cs="Arial" w:eastAsia="Arial" w:hAnsi="Arial"/>
+          <w:sz w:val="21"/>
+          <w:szCs w:val="21"/>
+        </w:rPr>
+        <w:t xml:space="preserve">Aufbau eines Fehlerkatalogs der zehn häufigsten Ursachen, aus denen elektronische Rechnungen von Empfängern zurückgewiesen werden</w:t>
+      </w:r>
+    </w:p>
+    <w:p>
+      <w:pPr>
+        <w:pStyle w:val="ListParagraph"/>
+        <w:numPr>
+          <w:ilvl w:val="0"/>
+          <w:numId w:val="2"/>
+        </w:numPr>
+        <w:spacing w:after="80" w:line="276"/>
+      </w:pPr>
+      <w:r>
+        <w:rPr>
+          <w:rFonts w:ascii="Arial" w:cs="Arial" w:eastAsia="Arial" w:hAnsi="Arial"/>
+          <w:sz w:val="21"/>
+          <w:szCs w:val="21"/>
+        </w:rPr>
+        <w:t xml:space="preserve">Erarbeitung eines strukturierten Ablaufs je Auftrag von der Bestandsaufnahme bis zur geprüften Testrechnung</w:t>
+      </w:r>
+    </w:p>
+    <w:p>
+      <w:pPr>
+        <w:spacing w:after="80"/>
+      </w:pPr>
+    </w:p>
+    <w:p>
+      <w:pPr>
+        <w:pStyle w:val="Heading2"/>
+        <w:spacing w:after="120" w:before="240"/>
+      </w:pPr>
+      <w:r>
+        <w:rPr>
+          <w:rFonts w:ascii="Arial" w:cs="Arial" w:eastAsia="Arial" w:hAnsi="Arial"/>
+          <w:b/>
+          <w:bCs/>
+          <w:sz w:val="23"/>
+          <w:szCs w:val="23"/>
+        </w:rPr>
         <w:t xml:space="preserve">Motivation</w:t>
       </w:r>
     </w:p>
@@ -590,7 +738,7 @@
           <w:sz w:val="21"/>
           <w:szCs w:val="21"/>
         </w:rPr>
-        <w:t xml:space="preserve">Die Tätigkeit verbindet eine erlernbare technische Leistung mit einer gesetzlich erzeugten Nachfrage und einem Kundenkreis, der persönlich erreichbar ist. Sie erfordert kein Startkapital, keine Warenlager und keine Angestellten und lässt sich vom ersten Auftrag an tragen.</w:t>
+        <w:t xml:space="preserve">Nach dem Ende meiner letzten Anstellung suche ich eine Tätigkeit, die meine Erfahrung im Außendienst mit technischer Sorgfalt verbindet und in der ich eigenverantwortlich arbeite. Die E-Rechnungspflicht trifft ab 2028 alle Betriebe, und gerade die kleinen haben niemanden, der die Umstellung für sie übernimmt. Die Tätigkeit erfordert kein Startkapital, keine Warenlager und keine Angestellten und lässt sich vom ersten Auftrag an tragen.</w:t>
       </w:r>
     </w:p>
     <w:p>
@@ -2306,6 +2454,35 @@
           <w:szCs w:val="21"/>
         </w:rPr>
         <w:t xml:space="preserve">Telefonische Ansprache von Handwerksbetrieben in der Region auf Grundlage öffentlich zugänglicher Verzeichnisse, mit dem Hinweis auf die bereits laufende Empfangspflicht als Gesprächsanlass.</w:t>
+      </w:r>
+    </w:p>
+    <w:p>
+      <w:pPr>
+        <w:pStyle w:val="Heading2"/>
+        <w:spacing w:after="120" w:before="240"/>
+      </w:pPr>
+      <w:r>
+        <w:rPr>
+          <w:rFonts w:ascii="Arial" w:cs="Arial" w:eastAsia="Arial" w:hAnsi="Arial"/>
+          <w:b/>
+          <w:bCs/>
+          <w:sz w:val="23"/>
+          <w:szCs w:val="23"/>
+        </w:rPr>
+        <w:t xml:space="preserve">Vierter Weg: türkischsprachige Betriebe</w:t>
+      </w:r>
+    </w:p>
+    <w:p>
+      <w:pPr>
+        <w:spacing w:after="120" w:line="276"/>
+      </w:pPr>
+      <w:r>
+        <w:rPr>
+          <w:rFonts w:ascii="Arial" w:cs="Arial" w:eastAsia="Arial" w:hAnsi="Arial"/>
+          <w:sz w:val="21"/>
+          <w:szCs w:val="21"/>
+        </w:rPr>
+        <w:t xml:space="preserve">Im Rhein-Main-Gebiet wird eine erhebliche Zahl von Handwerksbetrieben türkischstämmig geführt. Diese Betriebe unterliegen derselben Frist, werden von den üblichen Anbietern aber sprachlich kaum erreicht und informieren sich stark über persönliche Empfehlung innerhalb ihrer Netzwerke. Da ich Türkisch auf Muttersprachenniveau spreche, ist dieser Teil des Marktes für mich ohne Zusatzaufwand zugänglich.</w:t>
       </w:r>
     </w:p>
     <w:p>

--- a/erechnung/jobcenter/Businessplan-E-Rechnung.docx
+++ b/erechnung/jobcenter/Businessplan-E-Rechnung.docx
@@ -113,58 +113,20 @@
           <w:sz w:val="21"/>
           <w:szCs w:val="21"/>
         </w:rPr>
-        <w:t xml:space="preserve">Geplanter Beginn der Tätigkeit: </w:t>
-      </w:r>
-      <w:r>
-        <w:rPr>
-          <w:rFonts w:ascii="Arial" w:cs="Arial" w:eastAsia="Arial" w:hAnsi="Arial"/>
-          <w:b/>
-          <w:bCs/>
-          <w:color w:val="A93C1B"/>
+        <w:t xml:space="preserve">Geplanter Beginn der Tätigkeit: nach Bewilligung des Einstiegsgelds, voraussichtlich viertes Quartal 2026</w:t>
+      </w:r>
+    </w:p>
+    <w:p>
+      <w:pPr>
+        <w:spacing w:after="120" w:line="276"/>
+      </w:pPr>
+      <w:r>
+        <w:rPr>
+          <w:rFonts w:ascii="Arial" w:cs="Arial" w:eastAsia="Arial" w:hAnsi="Arial"/>
           <w:sz w:val="21"/>
           <w:szCs w:val="21"/>
         </w:rPr>
-        <w:t xml:space="preserve">[Monat / Jahr]</w:t>
-      </w:r>
-      <w:r>
-        <w:rPr>
-          <w:rFonts w:ascii="Arial" w:cs="Arial" w:eastAsia="Arial" w:hAnsi="Arial"/>
-          <w:sz w:val="21"/>
-          <w:szCs w:val="21"/>
-        </w:rPr>
-        <w:t xml:space="preserve"/>
-      </w:r>
-    </w:p>
-    <w:p>
-      <w:pPr>
-        <w:spacing w:after="120" w:line="276"/>
-      </w:pPr>
-      <w:r>
-        <w:rPr>
-          <w:rFonts w:ascii="Arial" w:cs="Arial" w:eastAsia="Arial" w:hAnsi="Arial"/>
-          <w:sz w:val="21"/>
-          <w:szCs w:val="21"/>
-        </w:rPr>
-        <w:t xml:space="preserve">Stand: </w:t>
-      </w:r>
-      <w:r>
-        <w:rPr>
-          <w:rFonts w:ascii="Arial" w:cs="Arial" w:eastAsia="Arial" w:hAnsi="Arial"/>
-          <w:b/>
-          <w:bCs/>
-          <w:color w:val="A93C1B"/>
-          <w:sz w:val="21"/>
-          <w:szCs w:val="21"/>
-        </w:rPr>
-        <w:t xml:space="preserve">[Datum]</w:t>
-      </w:r>
-      <w:r>
-        <w:rPr>
-          <w:rFonts w:ascii="Arial" w:cs="Arial" w:eastAsia="Arial" w:hAnsi="Arial"/>
-          <w:sz w:val="21"/>
-          <w:szCs w:val="21"/>
-        </w:rPr>
-        <w:t xml:space="preserve"/>
+        <w:t xml:space="preserve">Stand: September 2026</w:t>
       </w:r>
     </w:p>
     <w:p>

--- a/erechnung/jobcenter/Businessplan-E-Rechnung.docx
+++ b/erechnung/jobcenter/Businessplan-E-Rechnung.docx
@@ -1332,6 +1332,625 @@
     </w:p>
     <w:p>
       <w:pPr>
+        <w:spacing w:after="60"/>
+      </w:pPr>
+    </w:p>
+    <w:p>
+      <w:pPr>
+        <w:pStyle w:val="Heading2"/>
+        <w:spacing w:after="120" w:before="240"/>
+      </w:pPr>
+      <w:r>
+        <w:rPr>
+          <w:rFonts w:ascii="Arial" w:cs="Arial" w:eastAsia="Arial" w:hAnsi="Arial"/>
+          <w:b/>
+          <w:bCs/>
+          <w:sz w:val="23"/>
+          <w:szCs w:val="23"/>
+        </w:rPr>
+        <w:t xml:space="preserve">Herleitung des Durchschnittserlöses</w:t>
+      </w:r>
+    </w:p>
+    <w:p>
+      <w:pPr>
+        <w:spacing w:after="120" w:line="276"/>
+      </w:pPr>
+      <w:r>
+        <w:rPr>
+          <w:rFonts w:ascii="Arial" w:cs="Arial" w:eastAsia="Arial" w:hAnsi="Arial"/>
+          <w:sz w:val="21"/>
+          <w:szCs w:val="21"/>
+        </w:rPr>
+        <w:t xml:space="preserve">Die Vorschau rechnet nicht mit einem einzelnen Preis, sondern mit einem angenommenen Auftragsmix. Je zehn Aufträge wird unterstellt:</w:t>
+      </w:r>
+    </w:p>
+    <w:tbl>
+      <w:tblPr>
+        <w:tblW w:type="dxa" w:w="9070"/>
+        <w:tblBorders>
+          <w:top w:val="single" w:color="C9C7BE" w:sz="2"/>
+          <w:left w:val="single" w:color="C9C7BE" w:sz="2"/>
+          <w:bottom w:val="single" w:color="C9C7BE" w:sz="2"/>
+          <w:right w:val="single" w:color="C9C7BE" w:sz="2"/>
+          <w:insideH w:val="single" w:color="C9C7BE" w:sz="2"/>
+          <w:insideV w:val="single" w:color="C9C7BE" w:sz="2"/>
+        </w:tblBorders>
+      </w:tblPr>
+      <w:tblGrid>
+        <w:gridCol w:w="2600"/>
+        <w:gridCol w:w="1500"/>
+        <w:gridCol w:w="2470"/>
+        <w:gridCol w:w="2500"/>
+      </w:tblGrid>
+      <w:tr>
+        <w:trPr>
+          <w:tblHeader/>
+        </w:trPr>
+        <w:tc>
+          <w:tcPr>
+            <w:tcW w:type="dxa" w:w="2600"/>
+            <w:shd w:fill="0E5B50" w:color="auto" w:val="clear"/>
+            <w:tcMar>
+              <w:top w:type="dxa" w:w="80"/>
+              <w:left w:type="dxa" w:w="110"/>
+              <w:bottom w:type="dxa" w:w="80"/>
+              <w:right w:type="dxa" w:w="110"/>
+            </w:tcMar>
+          </w:tcPr>
+          <w:p>
+            <w:pPr>
+              <w:spacing w:after="0" w:line="260"/>
+              <w:jc w:val="left"/>
+            </w:pPr>
+            <w:r>
+              <w:rPr>
+                <w:rFonts w:ascii="Arial" w:cs="Arial" w:eastAsia="Arial" w:hAnsi="Arial"/>
+                <w:b/>
+                <w:bCs/>
+                <w:color w:val="FFFFFF"/>
+                <w:sz w:val="19"/>
+                <w:szCs w:val="19"/>
+              </w:rPr>
+              <w:t xml:space="preserve">Paket</w:t>
+            </w:r>
+          </w:p>
+        </w:tc>
+        <w:tc>
+          <w:tcPr>
+            <w:tcW w:type="dxa" w:w="1500"/>
+            <w:shd w:fill="0E5B50" w:color="auto" w:val="clear"/>
+            <w:tcMar>
+              <w:top w:type="dxa" w:w="80"/>
+              <w:left w:type="dxa" w:w="110"/>
+              <w:bottom w:type="dxa" w:w="80"/>
+              <w:right w:type="dxa" w:w="110"/>
+            </w:tcMar>
+          </w:tcPr>
+          <w:p>
+            <w:pPr>
+              <w:spacing w:after="0" w:line="260"/>
+              <w:jc w:val="left"/>
+            </w:pPr>
+            <w:r>
+              <w:rPr>
+                <w:rFonts w:ascii="Arial" w:cs="Arial" w:eastAsia="Arial" w:hAnsi="Arial"/>
+                <w:b/>
+                <w:bCs/>
+                <w:color w:val="FFFFFF"/>
+                <w:sz w:val="19"/>
+                <w:szCs w:val="19"/>
+              </w:rPr>
+              <w:t xml:space="preserve">Anteil</w:t>
+            </w:r>
+          </w:p>
+        </w:tc>
+        <w:tc>
+          <w:tcPr>
+            <w:tcW w:type="dxa" w:w="2470"/>
+            <w:shd w:fill="0E5B50" w:color="auto" w:val="clear"/>
+            <w:tcMar>
+              <w:top w:type="dxa" w:w="80"/>
+              <w:left w:type="dxa" w:w="110"/>
+              <w:bottom w:type="dxa" w:w="80"/>
+              <w:right w:type="dxa" w:w="110"/>
+            </w:tcMar>
+          </w:tcPr>
+          <w:p>
+            <w:pPr>
+              <w:spacing w:after="0" w:line="260"/>
+              <w:jc w:val="left"/>
+            </w:pPr>
+            <w:r>
+              <w:rPr>
+                <w:rFonts w:ascii="Arial" w:cs="Arial" w:eastAsia="Arial" w:hAnsi="Arial"/>
+                <w:b/>
+                <w:bCs/>
+                <w:color w:val="FFFFFF"/>
+                <w:sz w:val="19"/>
+                <w:szCs w:val="19"/>
+              </w:rPr>
+              <w:t xml:space="preserve">Angesetzt</w:t>
+            </w:r>
+          </w:p>
+        </w:tc>
+        <w:tc>
+          <w:tcPr>
+            <w:tcW w:type="dxa" w:w="2500"/>
+            <w:shd w:fill="0E5B50" w:color="auto" w:val="clear"/>
+            <w:tcMar>
+              <w:top w:type="dxa" w:w="80"/>
+              <w:left w:type="dxa" w:w="110"/>
+              <w:bottom w:type="dxa" w:w="80"/>
+              <w:right w:type="dxa" w:w="110"/>
+            </w:tcMar>
+          </w:tcPr>
+          <w:p>
+            <w:pPr>
+              <w:spacing w:after="0" w:line="260"/>
+              <w:jc w:val="left"/>
+            </w:pPr>
+            <w:r>
+              <w:rPr>
+                <w:rFonts w:ascii="Arial" w:cs="Arial" w:eastAsia="Arial" w:hAnsi="Arial"/>
+                <w:b/>
+                <w:bCs/>
+                <w:color w:val="FFFFFF"/>
+                <w:sz w:val="19"/>
+                <w:szCs w:val="19"/>
+              </w:rPr>
+              <w:t xml:space="preserve">Erlös</w:t>
+            </w:r>
+          </w:p>
+        </w:tc>
+      </w:tr>
+      <w:tr>
+        <w:tc>
+          <w:tcPr>
+            <w:tcW w:type="dxa" w:w="2600"/>
+            <w:tcMar>
+              <w:top w:type="dxa" w:w="80"/>
+              <w:left w:type="dxa" w:w="110"/>
+              <w:bottom w:type="dxa" w:w="80"/>
+              <w:right w:type="dxa" w:w="110"/>
+            </w:tcMar>
+          </w:tcPr>
+          <w:p>
+            <w:pPr>
+              <w:spacing w:after="0" w:line="260"/>
+              <w:jc w:val="left"/>
+            </w:pPr>
+            <w:r>
+              <w:rPr>
+                <w:rFonts w:ascii="Arial" w:cs="Arial" w:eastAsia="Arial" w:hAnsi="Arial"/>
+                <w:b/>
+                <w:bCs/>
+                <w:sz w:val="20"/>
+                <w:szCs w:val="20"/>
+              </w:rPr>
+              <w:t xml:space="preserve">Einrichtung Standard</w:t>
+            </w:r>
+          </w:p>
+        </w:tc>
+        <w:tc>
+          <w:tcPr>
+            <w:tcW w:type="dxa" w:w="1500"/>
+            <w:tcMar>
+              <w:top w:type="dxa" w:w="80"/>
+              <w:left w:type="dxa" w:w="110"/>
+              <w:bottom w:type="dxa" w:w="80"/>
+              <w:right w:type="dxa" w:w="110"/>
+            </w:tcMar>
+          </w:tcPr>
+          <w:p>
+            <w:pPr>
+              <w:spacing w:after="0" w:line="260"/>
+              <w:jc w:val="left"/>
+            </w:pPr>
+            <w:r>
+              <w:rPr>
+                <w:rFonts w:ascii="Arial" w:cs="Arial" w:eastAsia="Arial" w:hAnsi="Arial"/>
+                <w:b w:val="false"/>
+                <w:bCs w:val="false"/>
+                <w:sz w:val="20"/>
+                <w:szCs w:val="20"/>
+              </w:rPr>
+              <w:t xml:space="preserve">6 von 10</w:t>
+            </w:r>
+          </w:p>
+        </w:tc>
+        <w:tc>
+          <w:tcPr>
+            <w:tcW w:type="dxa" w:w="2470"/>
+            <w:tcMar>
+              <w:top w:type="dxa" w:w="80"/>
+              <w:left w:type="dxa" w:w="110"/>
+              <w:bottom w:type="dxa" w:w="80"/>
+              <w:right w:type="dxa" w:w="110"/>
+            </w:tcMar>
+          </w:tcPr>
+          <w:p>
+            <w:pPr>
+              <w:spacing w:after="0" w:line="260"/>
+              <w:jc w:val="left"/>
+            </w:pPr>
+            <w:r>
+              <w:rPr>
+                <w:rFonts w:ascii="Arial" w:cs="Arial" w:eastAsia="Arial" w:hAnsi="Arial"/>
+                <w:b w:val="false"/>
+                <w:bCs w:val="false"/>
+                <w:sz w:val="20"/>
+                <w:szCs w:val="20"/>
+              </w:rPr>
+              <w:t xml:space="preserve">550 €</w:t>
+            </w:r>
+          </w:p>
+        </w:tc>
+        <w:tc>
+          <w:tcPr>
+            <w:tcW w:type="dxa" w:w="2500"/>
+            <w:tcMar>
+              <w:top w:type="dxa" w:w="80"/>
+              <w:left w:type="dxa" w:w="110"/>
+              <w:bottom w:type="dxa" w:w="80"/>
+              <w:right w:type="dxa" w:w="110"/>
+            </w:tcMar>
+          </w:tcPr>
+          <w:p>
+            <w:pPr>
+              <w:spacing w:after="0" w:line="260"/>
+              <w:jc w:val="left"/>
+            </w:pPr>
+            <w:r>
+              <w:rPr>
+                <w:rFonts w:ascii="Arial" w:cs="Arial" w:eastAsia="Arial" w:hAnsi="Arial"/>
+                <w:b w:val="false"/>
+                <w:bCs w:val="false"/>
+                <w:sz w:val="20"/>
+                <w:szCs w:val="20"/>
+              </w:rPr>
+              <w:t xml:space="preserve">3.300 €</w:t>
+            </w:r>
+          </w:p>
+        </w:tc>
+      </w:tr>
+      <w:tr>
+        <w:tc>
+          <w:tcPr>
+            <w:tcW w:type="dxa" w:w="2600"/>
+            <w:tcMar>
+              <w:top w:type="dxa" w:w="80"/>
+              <w:left w:type="dxa" w:w="110"/>
+              <w:bottom w:type="dxa" w:w="80"/>
+              <w:right w:type="dxa" w:w="110"/>
+            </w:tcMar>
+          </w:tcPr>
+          <w:p>
+            <w:pPr>
+              <w:spacing w:after="0" w:line="260"/>
+              <w:jc w:val="left"/>
+            </w:pPr>
+            <w:r>
+              <w:rPr>
+                <w:rFonts w:ascii="Arial" w:cs="Arial" w:eastAsia="Arial" w:hAnsi="Arial"/>
+                <w:b/>
+                <w:bCs/>
+                <w:sz w:val="20"/>
+                <w:szCs w:val="20"/>
+              </w:rPr>
+              <w:t xml:space="preserve">Umstieg</w:t>
+            </w:r>
+          </w:p>
+        </w:tc>
+        <w:tc>
+          <w:tcPr>
+            <w:tcW w:type="dxa" w:w="1500"/>
+            <w:tcMar>
+              <w:top w:type="dxa" w:w="80"/>
+              <w:left w:type="dxa" w:w="110"/>
+              <w:bottom w:type="dxa" w:w="80"/>
+              <w:right w:type="dxa" w:w="110"/>
+            </w:tcMar>
+          </w:tcPr>
+          <w:p>
+            <w:pPr>
+              <w:spacing w:after="0" w:line="260"/>
+              <w:jc w:val="left"/>
+            </w:pPr>
+            <w:r>
+              <w:rPr>
+                <w:rFonts w:ascii="Arial" w:cs="Arial" w:eastAsia="Arial" w:hAnsi="Arial"/>
+                <w:b w:val="false"/>
+                <w:bCs w:val="false"/>
+                <w:sz w:val="20"/>
+                <w:szCs w:val="20"/>
+              </w:rPr>
+              <w:t xml:space="preserve">2 von 10</w:t>
+            </w:r>
+          </w:p>
+        </w:tc>
+        <w:tc>
+          <w:tcPr>
+            <w:tcW w:type="dxa" w:w="2470"/>
+            <w:tcMar>
+              <w:top w:type="dxa" w:w="80"/>
+              <w:left w:type="dxa" w:w="110"/>
+              <w:bottom w:type="dxa" w:w="80"/>
+              <w:right w:type="dxa" w:w="110"/>
+            </w:tcMar>
+          </w:tcPr>
+          <w:p>
+            <w:pPr>
+              <w:spacing w:after="0" w:line="260"/>
+              <w:jc w:val="left"/>
+            </w:pPr>
+            <w:r>
+              <w:rPr>
+                <w:rFonts w:ascii="Arial" w:cs="Arial" w:eastAsia="Arial" w:hAnsi="Arial"/>
+                <w:b w:val="false"/>
+                <w:bCs w:val="false"/>
+                <w:sz w:val="20"/>
+                <w:szCs w:val="20"/>
+              </w:rPr>
+              <w:t xml:space="preserve">1.150 €</w:t>
+            </w:r>
+          </w:p>
+        </w:tc>
+        <w:tc>
+          <w:tcPr>
+            <w:tcW w:type="dxa" w:w="2500"/>
+            <w:tcMar>
+              <w:top w:type="dxa" w:w="80"/>
+              <w:left w:type="dxa" w:w="110"/>
+              <w:bottom w:type="dxa" w:w="80"/>
+              <w:right w:type="dxa" w:w="110"/>
+            </w:tcMar>
+          </w:tcPr>
+          <w:p>
+            <w:pPr>
+              <w:spacing w:after="0" w:line="260"/>
+              <w:jc w:val="left"/>
+            </w:pPr>
+            <w:r>
+              <w:rPr>
+                <w:rFonts w:ascii="Arial" w:cs="Arial" w:eastAsia="Arial" w:hAnsi="Arial"/>
+                <w:b w:val="false"/>
+                <w:bCs w:val="false"/>
+                <w:sz w:val="20"/>
+                <w:szCs w:val="20"/>
+              </w:rPr>
+              <w:t xml:space="preserve">2.300 €</w:t>
+            </w:r>
+          </w:p>
+        </w:tc>
+      </w:tr>
+      <w:tr>
+        <w:tc>
+          <w:tcPr>
+            <w:tcW w:type="dxa" w:w="2600"/>
+            <w:tcMar>
+              <w:top w:type="dxa" w:w="80"/>
+              <w:left w:type="dxa" w:w="110"/>
+              <w:bottom w:type="dxa" w:w="80"/>
+              <w:right w:type="dxa" w:w="110"/>
+            </w:tcMar>
+          </w:tcPr>
+          <w:p>
+            <w:pPr>
+              <w:spacing w:after="0" w:line="260"/>
+              <w:jc w:val="left"/>
+            </w:pPr>
+            <w:r>
+              <w:rPr>
+                <w:rFonts w:ascii="Arial" w:cs="Arial" w:eastAsia="Arial" w:hAnsi="Arial"/>
+                <w:b/>
+                <w:bCs/>
+                <w:sz w:val="20"/>
+                <w:szCs w:val="20"/>
+              </w:rPr>
+              <w:t xml:space="preserve">Nur Empfang</w:t>
+            </w:r>
+          </w:p>
+        </w:tc>
+        <w:tc>
+          <w:tcPr>
+            <w:tcW w:type="dxa" w:w="1500"/>
+            <w:tcMar>
+              <w:top w:type="dxa" w:w="80"/>
+              <w:left w:type="dxa" w:w="110"/>
+              <w:bottom w:type="dxa" w:w="80"/>
+              <w:right w:type="dxa" w:w="110"/>
+            </w:tcMar>
+          </w:tcPr>
+          <w:p>
+            <w:pPr>
+              <w:spacing w:after="0" w:line="260"/>
+              <w:jc w:val="left"/>
+            </w:pPr>
+            <w:r>
+              <w:rPr>
+                <w:rFonts w:ascii="Arial" w:cs="Arial" w:eastAsia="Arial" w:hAnsi="Arial"/>
+                <w:b w:val="false"/>
+                <w:bCs w:val="false"/>
+                <w:sz w:val="20"/>
+                <w:szCs w:val="20"/>
+              </w:rPr>
+              <w:t xml:space="preserve">2 von 10</w:t>
+            </w:r>
+          </w:p>
+        </w:tc>
+        <w:tc>
+          <w:tcPr>
+            <w:tcW w:type="dxa" w:w="2470"/>
+            <w:tcMar>
+              <w:top w:type="dxa" w:w="80"/>
+              <w:left w:type="dxa" w:w="110"/>
+              <w:bottom w:type="dxa" w:w="80"/>
+              <w:right w:type="dxa" w:w="110"/>
+            </w:tcMar>
+          </w:tcPr>
+          <w:p>
+            <w:pPr>
+              <w:spacing w:after="0" w:line="260"/>
+              <w:jc w:val="left"/>
+            </w:pPr>
+            <w:r>
+              <w:rPr>
+                <w:rFonts w:ascii="Arial" w:cs="Arial" w:eastAsia="Arial" w:hAnsi="Arial"/>
+                <w:b w:val="false"/>
+                <w:bCs w:val="false"/>
+                <w:sz w:val="20"/>
+                <w:szCs w:val="20"/>
+              </w:rPr>
+              <w:t xml:space="preserve">240 €</w:t>
+            </w:r>
+          </w:p>
+        </w:tc>
+        <w:tc>
+          <w:tcPr>
+            <w:tcW w:type="dxa" w:w="2500"/>
+            <w:tcMar>
+              <w:top w:type="dxa" w:w="80"/>
+              <w:left w:type="dxa" w:w="110"/>
+              <w:bottom w:type="dxa" w:w="80"/>
+              <w:right w:type="dxa" w:w="110"/>
+            </w:tcMar>
+          </w:tcPr>
+          <w:p>
+            <w:pPr>
+              <w:spacing w:after="0" w:line="260"/>
+              <w:jc w:val="left"/>
+            </w:pPr>
+            <w:r>
+              <w:rPr>
+                <w:rFonts w:ascii="Arial" w:cs="Arial" w:eastAsia="Arial" w:hAnsi="Arial"/>
+                <w:b w:val="false"/>
+                <w:bCs w:val="false"/>
+                <w:sz w:val="20"/>
+                <w:szCs w:val="20"/>
+              </w:rPr>
+              <w:t xml:space="preserve">480 €</w:t>
+            </w:r>
+          </w:p>
+        </w:tc>
+      </w:tr>
+      <w:tr>
+        <w:tc>
+          <w:tcPr>
+            <w:tcW w:type="dxa" w:w="2600"/>
+            <w:tcMar>
+              <w:top w:type="dxa" w:w="80"/>
+              <w:left w:type="dxa" w:w="110"/>
+              <w:bottom w:type="dxa" w:w="80"/>
+              <w:right w:type="dxa" w:w="110"/>
+            </w:tcMar>
+          </w:tcPr>
+          <w:p>
+            <w:pPr>
+              <w:spacing w:after="0" w:line="260"/>
+              <w:jc w:val="left"/>
+            </w:pPr>
+            <w:r>
+              <w:rPr>
+                <w:rFonts w:ascii="Arial" w:cs="Arial" w:eastAsia="Arial" w:hAnsi="Arial"/>
+                <w:b/>
+                <w:bCs/>
+                <w:sz w:val="20"/>
+                <w:szCs w:val="20"/>
+              </w:rPr>
+              <w:t xml:space="preserve">Summe je zehn Aufträge</w:t>
+            </w:r>
+          </w:p>
+        </w:tc>
+        <w:tc>
+          <w:tcPr>
+            <w:tcW w:type="dxa" w:w="1500"/>
+            <w:tcMar>
+              <w:top w:type="dxa" w:w="80"/>
+              <w:left w:type="dxa" w:w="110"/>
+              <w:bottom w:type="dxa" w:w="80"/>
+              <w:right w:type="dxa" w:w="110"/>
+            </w:tcMar>
+          </w:tcPr>
+          <w:p>
+            <w:pPr>
+              <w:spacing w:after="0" w:line="260"/>
+              <w:jc w:val="left"/>
+            </w:pPr>
+            <w:r>
+              <w:rPr>
+                <w:rFonts w:ascii="Arial" w:cs="Arial" w:eastAsia="Arial" w:hAnsi="Arial"/>
+                <w:b w:val="false"/>
+                <w:bCs w:val="false"/>
+                <w:sz w:val="20"/>
+                <w:szCs w:val="20"/>
+              </w:rPr>
+              <w:t xml:space="preserve"/>
+            </w:r>
+          </w:p>
+        </w:tc>
+        <w:tc>
+          <w:tcPr>
+            <w:tcW w:type="dxa" w:w="2470"/>
+            <w:tcMar>
+              <w:top w:type="dxa" w:w="80"/>
+              <w:left w:type="dxa" w:w="110"/>
+              <w:bottom w:type="dxa" w:w="80"/>
+              <w:right w:type="dxa" w:w="110"/>
+            </w:tcMar>
+          </w:tcPr>
+          <w:p>
+            <w:pPr>
+              <w:spacing w:after="0" w:line="260"/>
+              <w:jc w:val="left"/>
+            </w:pPr>
+            <w:r>
+              <w:rPr>
+                <w:rFonts w:ascii="Arial" w:cs="Arial" w:eastAsia="Arial" w:hAnsi="Arial"/>
+                <w:b w:val="false"/>
+                <w:bCs w:val="false"/>
+                <w:sz w:val="20"/>
+                <w:szCs w:val="20"/>
+              </w:rPr>
+              <w:t xml:space="preserve"/>
+            </w:r>
+          </w:p>
+        </w:tc>
+        <w:tc>
+          <w:tcPr>
+            <w:tcW w:type="dxa" w:w="2500"/>
+            <w:tcMar>
+              <w:top w:type="dxa" w:w="80"/>
+              <w:left w:type="dxa" w:w="110"/>
+              <w:bottom w:type="dxa" w:w="80"/>
+              <w:right w:type="dxa" w:w="110"/>
+            </w:tcMar>
+          </w:tcPr>
+          <w:p>
+            <w:pPr>
+              <w:spacing w:after="0" w:line="260"/>
+              <w:jc w:val="left"/>
+            </w:pPr>
+            <w:r>
+              <w:rPr>
+                <w:rFonts w:ascii="Arial" w:cs="Arial" w:eastAsia="Arial" w:hAnsi="Arial"/>
+                <w:b w:val="false"/>
+                <w:bCs w:val="false"/>
+                <w:sz w:val="20"/>
+                <w:szCs w:val="20"/>
+              </w:rPr>
+              <w:t xml:space="preserve">6.080 €</w:t>
+            </w:r>
+          </w:p>
+        </w:tc>
+      </w:tr>
+    </w:tbl>
+    <w:p>
+      <w:pPr>
+        <w:spacing w:after="80"/>
+      </w:pPr>
+    </w:p>
+    <w:p>
+      <w:pPr>
         <w:spacing w:after="120" w:line="276"/>
       </w:pPr>
       <w:r>
@@ -1343,7 +1962,7 @@
           <w:sz w:val="21"/>
           <w:szCs w:val="21"/>
         </w:rPr>
-        <w:t xml:space="preserve">In der Kalkulation wird durchgehend mit einem vorsichtig angesetzten Durchschnittserlös von 600 Euro je Auftrag gerechnet.</w:t>
+        <w:t xml:space="preserve">Daraus ergibt sich ein Durchschnittserlös von 608 Euro. In der Vorschau wird auf 600 Euro abgerundet. Angesetzt ist jeweils die Mitte der Preisspanne, nicht der obere Rand. Die Zusatzleistung Datenbereinigung bleibt vollständig unberücksichtigt, obwohl sie erfahrungsgemäß bei einem Teil der Aufträge anfällt.</w:t>
       </w:r>
     </w:p>
     <w:p>

--- a/erechnung/jobcenter/Businessplan-E-Rechnung.docx
+++ b/erechnung/jobcenter/Businessplan-E-Rechnung.docx
@@ -5165,6 +5165,27 @@
         </w:tc>
       </w:tr>
     </w:tbl>
+    <w:p>
+      <w:pPr>
+        <w:spacing w:after="80"/>
+      </w:pPr>
+    </w:p>
+    <w:p>
+      <w:pPr>
+        <w:spacing w:after="120" w:line="276"/>
+      </w:pPr>
+      <w:r>
+        <w:rPr>
+          <w:rFonts w:ascii="Arial" w:cs="Arial" w:eastAsia="Arial" w:hAnsi="Arial"/>
+          <w:i/>
+          <w:iCs/>
+          <w:color w:val="444444"/>
+          <w:sz w:val="21"/>
+          <w:szCs w:val="21"/>
+        </w:rPr>
+        <w:t xml:space="preserve">Der Durchschnittserlös liegt im ersten Jahr bei 600 Euro, im zweiten bei 620 und im dritten bei 640 Euro je Auftrag. Der Anstieg beruht allein darauf, dass sich der Auftragsmix zur Frist 2028 hin zum Paket Umstieg verschiebt: Betriebe ohne Rechnungsprogramm können bis zuletzt warten und müssen dann mehr umstellen. Die Preise selbst bleiben in der Planung unverändert.</w:t>
+      </w:r>
+    </w:p>
     <w:p>
       <w:pPr>
         <w:spacing w:after="160"/>
